--- a/НИР_ЭДО_ПОЛНЫЙ_АРХИВ/03_ЭДО_в_целом/01_Первый_комплект/02_Великобритания_ЭДО.docx
+++ b/НИР_ЭДО_ПОЛНЫЙ_АРХИВ/03_ЭДО_в_целом/01_Первый_комплект/02_Великобритания_ЭДО.docx
@@ -11,6 +11,7 @@
         <w:rPr>
           <w:rFonts w:ascii="Calibri" w:hAnsi="Calibri" w:eastAsia="Calibri"/>
           <w:b/>
+          <w:i w:val="0"/>
           <w:color w:val="1F4E79"/>
           <w:sz w:val="44"/>
         </w:rPr>
@@ -25,10 +26,26 @@
         <w:rPr>
           <w:rFonts w:ascii="Calibri" w:hAnsi="Calibri" w:eastAsia="Calibri"/>
           <w:b w:val="0"/>
+          <w:i w:val="0"/>
           <w:color w:val="535353"/>
           <w:sz w:val="26"/>
         </w:rPr>
         <w:t>Сравнительный обзор с Российской Федерацией</w:t>
+      </w:r>
+    </w:p>
+    <w:p>
+      <w:pPr>
+        <w:spacing w:after="160"/>
+      </w:pPr>
+      <w:r>
+        <w:rPr>
+          <w:rFonts w:ascii="Calibri" w:hAnsi="Calibri" w:eastAsia="Calibri"/>
+          <w:b w:val="0"/>
+          <w:i w:val="0"/>
+          <w:color w:val="535353"/>
+          <w:sz w:val="22"/>
+        </w:rPr>
+        <w:t>Сравнительный анализ зарубежного регулирования электронного документооборота (ЭДО) с правовой моделью Российской Федерации. Актуализация: август 2026 г.</w:t>
       </w:r>
     </w:p>
     <w:p>
@@ -39,10 +56,11 @@
         <w:rPr>
           <w:rFonts w:ascii="Calibri" w:hAnsi="Calibri" w:eastAsia="Calibri"/>
           <w:b w:val="0"/>
+          <w:i/>
           <w:color w:val="535353"/>
-          <w:sz w:val="22"/>
+          <w:sz w:val="20"/>
         </w:rPr>
-        <w:t>Сравнительный анализ зарубежного регулирования электронного документооборота (ЭДО) с правовой моделью Российской Федерации. Актуализация: август 2026 г.</w:t>
+        <w:t>Как проверить. После каждого блока фактов — строка «Проверить» с кликабельной ссылкой на официальный текст закона, судебное решение или первоисточник. Рекомендации («что добавить / не переносить») — выводы автора НИР, но рядом указаны нормы, на которые они опираются. Номера дел не вымышлены.</w:t>
       </w:r>
     </w:p>
     <w:p>
@@ -58,60 +76,600 @@
         <w:rPr>
           <w:rFonts w:ascii="Calibri" w:hAnsi="Calibri" w:eastAsia="Calibri"/>
           <w:b w:val="0"/>
+          <w:i w:val="0"/>
           <w:sz w:val="24"/>
         </w:rPr>
         <w:t>Основные акты: Electronic Communications Act 2000 s.7; UK eIDAS (SI 2016/696, retained); Electronic Trade Documents Act 2023; Data (Use and Access) Act 2025 / DVS Trust Framework 1.0</w:t>
       </w:r>
     </w:p>
     <w:p>
+      <w:pPr>
+        <w:spacing w:before="0" w:after="200"/>
+      </w:pPr>
       <w:r>
         <w:rPr>
           <w:rFonts w:ascii="Calibri" w:hAnsi="Calibri" w:eastAsia="Calibri"/>
           <w:b w:val="0"/>
+          <w:i/>
+          <w:color w:val="535353"/>
+          <w:sz w:val="18"/>
+        </w:rPr>
+        <w:t xml:space="preserve">Проверить: </w:t>
+      </w:r>
+      <w:hyperlink r:id="rId9">
+        <w:r>
+          <w:rPr>
+            <w:color w:val="0563C1"/>
+            <w:u w:val="single"/>
+            <w:sz w:val="18"/>
+            <w:rFonts w:ascii="Calibri" w:hAnsi="Calibri"/>
+          </w:rPr>
+          <w:t xml:space="preserve">Electronic Communications Act 2000, section 7</w:t>
+        </w:r>
+      </w:hyperlink>
+      <w:r>
+        <w:rPr>
+          <w:rFonts w:ascii="Calibri" w:hAnsi="Calibri" w:eastAsia="Calibri"/>
+          <w:b w:val="0"/>
+          <w:i w:val="0"/>
+          <w:color w:val="535353"/>
+          <w:sz w:val="18"/>
+        </w:rPr>
+        <w:t xml:space="preserve">  ·  </w:t>
+      </w:r>
+      <w:hyperlink r:id="rId10">
+        <w:r>
+          <w:rPr>
+            <w:color w:val="0563C1"/>
+            <w:u w:val="single"/>
+            <w:sz w:val="18"/>
+            <w:rFonts w:ascii="Calibri" w:hAnsi="Calibri"/>
+          </w:rPr>
+          <w:t xml:space="preserve">The Electronic Identification and Trust Services for Electronic Transactions Regulations 2016</w:t>
+        </w:r>
+      </w:hyperlink>
+      <w:r>
+        <w:rPr>
+          <w:rFonts w:ascii="Calibri" w:hAnsi="Calibri" w:eastAsia="Calibri"/>
+          <w:b w:val="0"/>
+          <w:i w:val="0"/>
+          <w:color w:val="535353"/>
+          <w:sz w:val="18"/>
+        </w:rPr>
+        <w:t xml:space="preserve">  ·  </w:t>
+      </w:r>
+      <w:hyperlink r:id="rId11">
+        <w:r>
+          <w:rPr>
+            <w:color w:val="0563C1"/>
+            <w:u w:val="single"/>
+            <w:sz w:val="18"/>
+            <w:rFonts w:ascii="Calibri" w:hAnsi="Calibri"/>
+          </w:rPr>
+          <w:t xml:space="preserve">Electronic Trade Documents Act 2023</w:t>
+        </w:r>
+      </w:hyperlink>
+      <w:r>
+        <w:rPr>
+          <w:rFonts w:ascii="Calibri" w:hAnsi="Calibri" w:eastAsia="Calibri"/>
+          <w:b w:val="0"/>
+          <w:i w:val="0"/>
+          <w:color w:val="535353"/>
+          <w:sz w:val="18"/>
+        </w:rPr>
+        <w:t xml:space="preserve">  ·  </w:t>
+      </w:r>
+      <w:hyperlink r:id="rId12">
+        <w:r>
+          <w:rPr>
+            <w:color w:val="0563C1"/>
+            <w:u w:val="single"/>
+            <w:sz w:val="18"/>
+            <w:rFonts w:ascii="Calibri" w:hAnsi="Calibri"/>
+          </w:rPr>
+          <w:t xml:space="preserve">UK DVS trust framework 1.0 (GOV.UK)</w:t>
+        </w:r>
+      </w:hyperlink>
+    </w:p>
+    <w:p>
+      <w:r>
+        <w:rPr>
+          <w:rFonts w:ascii="Calibri" w:hAnsi="Calibri" w:eastAsia="Calibri"/>
+          <w:b w:val="0"/>
+          <w:i w:val="0"/>
           <w:sz w:val="24"/>
         </w:rPr>
         <w:t>Базовый национальный акт — Electronic Communications Act 2000, раздел 7: электронная подпись и сертификаты допустимы как доказательства подлинности и целостности в судебных процедурах.</w:t>
       </w:r>
     </w:p>
     <w:p>
+      <w:pPr>
+        <w:spacing w:before="0" w:after="200"/>
+      </w:pPr>
       <w:r>
         <w:rPr>
           <w:rFonts w:ascii="Calibri" w:hAnsi="Calibri" w:eastAsia="Calibri"/>
           <w:b w:val="0"/>
+          <w:i/>
+          <w:color w:val="535353"/>
+          <w:sz w:val="18"/>
+        </w:rPr>
+        <w:t xml:space="preserve">Проверить: </w:t>
+      </w:r>
+      <w:hyperlink r:id="rId9">
+        <w:r>
+          <w:rPr>
+            <w:color w:val="0563C1"/>
+            <w:u w:val="single"/>
+            <w:sz w:val="18"/>
+            <w:rFonts w:ascii="Calibri" w:hAnsi="Calibri"/>
+          </w:rPr>
+          <w:t xml:space="preserve">Electronic Communications Act 2000, section 7</w:t>
+        </w:r>
+      </w:hyperlink>
+      <w:r>
+        <w:rPr>
+          <w:rFonts w:ascii="Calibri" w:hAnsi="Calibri" w:eastAsia="Calibri"/>
+          <w:b w:val="0"/>
+          <w:i w:val="0"/>
+          <w:color w:val="535353"/>
+          <w:sz w:val="18"/>
+        </w:rPr>
+        <w:t xml:space="preserve">  ·  </w:t>
+      </w:r>
+      <w:hyperlink r:id="rId10">
+        <w:r>
+          <w:rPr>
+            <w:color w:val="0563C1"/>
+            <w:u w:val="single"/>
+            <w:sz w:val="18"/>
+            <w:rFonts w:ascii="Calibri" w:hAnsi="Calibri"/>
+          </w:rPr>
+          <w:t xml:space="preserve">The Electronic Identification and Trust Services for Electronic Transactions Regulations 2016</w:t>
+        </w:r>
+      </w:hyperlink>
+      <w:r>
+        <w:rPr>
+          <w:rFonts w:ascii="Calibri" w:hAnsi="Calibri" w:eastAsia="Calibri"/>
+          <w:b w:val="0"/>
+          <w:i w:val="0"/>
+          <w:color w:val="535353"/>
+          <w:sz w:val="18"/>
+        </w:rPr>
+        <w:t xml:space="preserve">  ·  </w:t>
+      </w:r>
+      <w:hyperlink r:id="rId11">
+        <w:r>
+          <w:rPr>
+            <w:color w:val="0563C1"/>
+            <w:u w:val="single"/>
+            <w:sz w:val="18"/>
+            <w:rFonts w:ascii="Calibri" w:hAnsi="Calibri"/>
+          </w:rPr>
+          <w:t xml:space="preserve">Electronic Trade Documents Act 2023</w:t>
+        </w:r>
+      </w:hyperlink>
+      <w:r>
+        <w:rPr>
+          <w:rFonts w:ascii="Calibri" w:hAnsi="Calibri" w:eastAsia="Calibri"/>
+          <w:b w:val="0"/>
+          <w:i w:val="0"/>
+          <w:color w:val="535353"/>
+          <w:sz w:val="18"/>
+        </w:rPr>
+        <w:t xml:space="preserve">  ·  </w:t>
+      </w:r>
+      <w:hyperlink r:id="rId12">
+        <w:r>
+          <w:rPr>
+            <w:color w:val="0563C1"/>
+            <w:u w:val="single"/>
+            <w:sz w:val="18"/>
+            <w:rFonts w:ascii="Calibri" w:hAnsi="Calibri"/>
+          </w:rPr>
+          <w:t xml:space="preserve">UK DVS trust framework 1.0 (GOV.UK)</w:t>
+        </w:r>
+      </w:hyperlink>
+    </w:p>
+    <w:p>
+      <w:r>
+        <w:rPr>
+          <w:rFonts w:ascii="Calibri" w:hAnsi="Calibri" w:eastAsia="Calibri"/>
+          <w:b w:val="0"/>
+          <w:i w:val="0"/>
           <w:sz w:val="24"/>
         </w:rPr>
         <w:t>До Brexit eIDAS действовал напрямую. После выхода логика уровней подписи сохранена через Electronic Identification and Trust Services for Electronic Transactions Regulations 2016 и Brexit‑поправки 2019. UK QES и EU QES взаимно автоматически не признаются.</w:t>
       </w:r>
     </w:p>
     <w:p>
+      <w:pPr>
+        <w:spacing w:before="0" w:after="200"/>
+      </w:pPr>
       <w:r>
         <w:rPr>
           <w:rFonts w:ascii="Calibri" w:hAnsi="Calibri" w:eastAsia="Calibri"/>
           <w:b w:val="0"/>
+          <w:i/>
+          <w:color w:val="535353"/>
+          <w:sz w:val="18"/>
+        </w:rPr>
+        <w:t xml:space="preserve">Проверить: </w:t>
+      </w:r>
+      <w:hyperlink r:id="rId9">
+        <w:r>
+          <w:rPr>
+            <w:color w:val="0563C1"/>
+            <w:u w:val="single"/>
+            <w:sz w:val="18"/>
+            <w:rFonts w:ascii="Calibri" w:hAnsi="Calibri"/>
+          </w:rPr>
+          <w:t xml:space="preserve">Electronic Communications Act 2000, section 7</w:t>
+        </w:r>
+      </w:hyperlink>
+      <w:r>
+        <w:rPr>
+          <w:rFonts w:ascii="Calibri" w:hAnsi="Calibri" w:eastAsia="Calibri"/>
+          <w:b w:val="0"/>
+          <w:i w:val="0"/>
+          <w:color w:val="535353"/>
+          <w:sz w:val="18"/>
+        </w:rPr>
+        <w:t xml:space="preserve">  ·  </w:t>
+      </w:r>
+      <w:hyperlink r:id="rId10">
+        <w:r>
+          <w:rPr>
+            <w:color w:val="0563C1"/>
+            <w:u w:val="single"/>
+            <w:sz w:val="18"/>
+            <w:rFonts w:ascii="Calibri" w:hAnsi="Calibri"/>
+          </w:rPr>
+          <w:t xml:space="preserve">The Electronic Identification and Trust Services for Electronic Transactions Regulations 2016</w:t>
+        </w:r>
+      </w:hyperlink>
+      <w:r>
+        <w:rPr>
+          <w:rFonts w:ascii="Calibri" w:hAnsi="Calibri" w:eastAsia="Calibri"/>
+          <w:b w:val="0"/>
+          <w:i w:val="0"/>
+          <w:color w:val="535353"/>
+          <w:sz w:val="18"/>
+        </w:rPr>
+        <w:t xml:space="preserve">  ·  </w:t>
+      </w:r>
+      <w:hyperlink r:id="rId11">
+        <w:r>
+          <w:rPr>
+            <w:color w:val="0563C1"/>
+            <w:u w:val="single"/>
+            <w:sz w:val="18"/>
+            <w:rFonts w:ascii="Calibri" w:hAnsi="Calibri"/>
+          </w:rPr>
+          <w:t xml:space="preserve">Electronic Trade Documents Act 2023</w:t>
+        </w:r>
+      </w:hyperlink>
+      <w:r>
+        <w:rPr>
+          <w:rFonts w:ascii="Calibri" w:hAnsi="Calibri" w:eastAsia="Calibri"/>
+          <w:b w:val="0"/>
+          <w:i w:val="0"/>
+          <w:color w:val="535353"/>
+          <w:sz w:val="18"/>
+        </w:rPr>
+        <w:t xml:space="preserve">  ·  </w:t>
+      </w:r>
+      <w:hyperlink r:id="rId12">
+        <w:r>
+          <w:rPr>
+            <w:color w:val="0563C1"/>
+            <w:u w:val="single"/>
+            <w:sz w:val="18"/>
+            <w:rFonts w:ascii="Calibri" w:hAnsi="Calibri"/>
+          </w:rPr>
+          <w:t xml:space="preserve">UK DVS trust framework 1.0 (GOV.UK)</w:t>
+        </w:r>
+      </w:hyperlink>
+    </w:p>
+    <w:p>
+      <w:r>
+        <w:rPr>
+          <w:rFonts w:ascii="Calibri" w:hAnsi="Calibri" w:eastAsia="Calibri"/>
+          <w:b w:val="0"/>
+          <w:i w:val="0"/>
           <w:sz w:val="24"/>
         </w:rPr>
         <w:t>Law Commission (2019) подтвердила: электронная подпись способна удовлетворить статутное требование «подписи», если доказано намерение аутентифицировать документ.</w:t>
       </w:r>
     </w:p>
     <w:p>
+      <w:pPr>
+        <w:spacing w:before="0" w:after="200"/>
+      </w:pPr>
       <w:r>
         <w:rPr>
           <w:rFonts w:ascii="Calibri" w:hAnsi="Calibri" w:eastAsia="Calibri"/>
           <w:b w:val="0"/>
+          <w:i/>
+          <w:color w:val="535353"/>
+          <w:sz w:val="18"/>
+        </w:rPr>
+        <w:t xml:space="preserve">Проверить: </w:t>
+      </w:r>
+      <w:hyperlink r:id="rId9">
+        <w:r>
+          <w:rPr>
+            <w:color w:val="0563C1"/>
+            <w:u w:val="single"/>
+            <w:sz w:val="18"/>
+            <w:rFonts w:ascii="Calibri" w:hAnsi="Calibri"/>
+          </w:rPr>
+          <w:t xml:space="preserve">Electronic Communications Act 2000, section 7</w:t>
+        </w:r>
+      </w:hyperlink>
+      <w:r>
+        <w:rPr>
+          <w:rFonts w:ascii="Calibri" w:hAnsi="Calibri" w:eastAsia="Calibri"/>
+          <w:b w:val="0"/>
+          <w:i w:val="0"/>
+          <w:color w:val="535353"/>
+          <w:sz w:val="18"/>
+        </w:rPr>
+        <w:t xml:space="preserve">  ·  </w:t>
+      </w:r>
+      <w:hyperlink r:id="rId10">
+        <w:r>
+          <w:rPr>
+            <w:color w:val="0563C1"/>
+            <w:u w:val="single"/>
+            <w:sz w:val="18"/>
+            <w:rFonts w:ascii="Calibri" w:hAnsi="Calibri"/>
+          </w:rPr>
+          <w:t xml:space="preserve">The Electronic Identification and Trust Services for Electronic Transactions Regulations 2016</w:t>
+        </w:r>
+      </w:hyperlink>
+      <w:r>
+        <w:rPr>
+          <w:rFonts w:ascii="Calibri" w:hAnsi="Calibri" w:eastAsia="Calibri"/>
+          <w:b w:val="0"/>
+          <w:i w:val="0"/>
+          <w:color w:val="535353"/>
+          <w:sz w:val="18"/>
+        </w:rPr>
+        <w:t xml:space="preserve">  ·  </w:t>
+      </w:r>
+      <w:hyperlink r:id="rId11">
+        <w:r>
+          <w:rPr>
+            <w:color w:val="0563C1"/>
+            <w:u w:val="single"/>
+            <w:sz w:val="18"/>
+            <w:rFonts w:ascii="Calibri" w:hAnsi="Calibri"/>
+          </w:rPr>
+          <w:t xml:space="preserve">Electronic Trade Documents Act 2023</w:t>
+        </w:r>
+      </w:hyperlink>
+      <w:r>
+        <w:rPr>
+          <w:rFonts w:ascii="Calibri" w:hAnsi="Calibri" w:eastAsia="Calibri"/>
+          <w:b w:val="0"/>
+          <w:i w:val="0"/>
+          <w:color w:val="535353"/>
+          <w:sz w:val="18"/>
+        </w:rPr>
+        <w:t xml:space="preserve">  ·  </w:t>
+      </w:r>
+      <w:hyperlink r:id="rId12">
+        <w:r>
+          <w:rPr>
+            <w:color w:val="0563C1"/>
+            <w:u w:val="single"/>
+            <w:sz w:val="18"/>
+            <w:rFonts w:ascii="Calibri" w:hAnsi="Calibri"/>
+          </w:rPr>
+          <w:t xml:space="preserve">UK DVS trust framework 1.0 (GOV.UK)</w:t>
+        </w:r>
+      </w:hyperlink>
+    </w:p>
+    <w:p>
+      <w:r>
+        <w:rPr>
+          <w:rFonts w:ascii="Calibri" w:hAnsi="Calibri" w:eastAsia="Calibri"/>
+          <w:b w:val="0"/>
+          <w:i w:val="0"/>
           <w:sz w:val="24"/>
         </w:rPr>
         <w:t>Electronic Trade Documents Act 2023 придал электронным товарораспорядительным документам (коносаменты, векселя и аналоги) ту же силу, что и бумажным, — это британская имплементация подхода MLETR.</w:t>
       </w:r>
     </w:p>
     <w:p>
+      <w:pPr>
+        <w:spacing w:before="0" w:after="200"/>
+      </w:pPr>
       <w:r>
         <w:rPr>
           <w:rFonts w:ascii="Calibri" w:hAnsi="Calibri" w:eastAsia="Calibri"/>
           <w:b w:val="0"/>
+          <w:i/>
+          <w:color w:val="535353"/>
+          <w:sz w:val="18"/>
+        </w:rPr>
+        <w:t xml:space="preserve">Проверить: </w:t>
+      </w:r>
+      <w:hyperlink r:id="rId9">
+        <w:r>
+          <w:rPr>
+            <w:color w:val="0563C1"/>
+            <w:u w:val="single"/>
+            <w:sz w:val="18"/>
+            <w:rFonts w:ascii="Calibri" w:hAnsi="Calibri"/>
+          </w:rPr>
+          <w:t xml:space="preserve">Electronic Communications Act 2000, section 7</w:t>
+        </w:r>
+      </w:hyperlink>
+      <w:r>
+        <w:rPr>
+          <w:rFonts w:ascii="Calibri" w:hAnsi="Calibri" w:eastAsia="Calibri"/>
+          <w:b w:val="0"/>
+          <w:i w:val="0"/>
+          <w:color w:val="535353"/>
+          <w:sz w:val="18"/>
+        </w:rPr>
+        <w:t xml:space="preserve">  ·  </w:t>
+      </w:r>
+      <w:hyperlink r:id="rId10">
+        <w:r>
+          <w:rPr>
+            <w:color w:val="0563C1"/>
+            <w:u w:val="single"/>
+            <w:sz w:val="18"/>
+            <w:rFonts w:ascii="Calibri" w:hAnsi="Calibri"/>
+          </w:rPr>
+          <w:t xml:space="preserve">The Electronic Identification and Trust Services for Electronic Transactions Regulations 2016</w:t>
+        </w:r>
+      </w:hyperlink>
+      <w:r>
+        <w:rPr>
+          <w:rFonts w:ascii="Calibri" w:hAnsi="Calibri" w:eastAsia="Calibri"/>
+          <w:b w:val="0"/>
+          <w:i w:val="0"/>
+          <w:color w:val="535353"/>
+          <w:sz w:val="18"/>
+        </w:rPr>
+        <w:t xml:space="preserve">  ·  </w:t>
+      </w:r>
+      <w:hyperlink r:id="rId11">
+        <w:r>
+          <w:rPr>
+            <w:color w:val="0563C1"/>
+            <w:u w:val="single"/>
+            <w:sz w:val="18"/>
+            <w:rFonts w:ascii="Calibri" w:hAnsi="Calibri"/>
+          </w:rPr>
+          <w:t xml:space="preserve">Electronic Trade Documents Act 2023</w:t>
+        </w:r>
+      </w:hyperlink>
+      <w:r>
+        <w:rPr>
+          <w:rFonts w:ascii="Calibri" w:hAnsi="Calibri" w:eastAsia="Calibri"/>
+          <w:b w:val="0"/>
+          <w:i w:val="0"/>
+          <w:color w:val="535353"/>
+          <w:sz w:val="18"/>
+        </w:rPr>
+        <w:t xml:space="preserve">  ·  </w:t>
+      </w:r>
+      <w:hyperlink r:id="rId12">
+        <w:r>
+          <w:rPr>
+            <w:color w:val="0563C1"/>
+            <w:u w:val="single"/>
+            <w:sz w:val="18"/>
+            <w:rFonts w:ascii="Calibri" w:hAnsi="Calibri"/>
+          </w:rPr>
+          <w:t xml:space="preserve">UK DVS trust framework 1.0 (GOV.UK)</w:t>
+        </w:r>
+      </w:hyperlink>
+    </w:p>
+    <w:p>
+      <w:r>
+        <w:rPr>
+          <w:rFonts w:ascii="Calibri" w:hAnsi="Calibri" w:eastAsia="Calibri"/>
+          <w:b w:val="0"/>
+          <w:i w:val="0"/>
           <w:sz w:val="24"/>
         </w:rPr>
         <w:t>С 2025–2026 гг. отдельно выстраивается рамка цифровой идентичности: Data (Use and Access) Act 2025 и UK digital verification services (DVS) trust framework 1.0 (офис OfDIA). Статутная версия 1.0 вступает в силу не ранее 01.09.2026 — после аккредитации первого органа оценки соответствия.</w:t>
       </w:r>
+    </w:p>
+    <w:p>
+      <w:pPr>
+        <w:spacing w:before="0" w:after="200"/>
+      </w:pPr>
+      <w:r>
+        <w:rPr>
+          <w:rFonts w:ascii="Calibri" w:hAnsi="Calibri" w:eastAsia="Calibri"/>
+          <w:b w:val="0"/>
+          <w:i/>
+          <w:color w:val="535353"/>
+          <w:sz w:val="18"/>
+        </w:rPr>
+        <w:t xml:space="preserve">Проверить: </w:t>
+      </w:r>
+      <w:hyperlink r:id="rId9">
+        <w:r>
+          <w:rPr>
+            <w:color w:val="0563C1"/>
+            <w:u w:val="single"/>
+            <w:sz w:val="18"/>
+            <w:rFonts w:ascii="Calibri" w:hAnsi="Calibri"/>
+          </w:rPr>
+          <w:t xml:space="preserve">Electronic Communications Act 2000, section 7</w:t>
+        </w:r>
+      </w:hyperlink>
+      <w:r>
+        <w:rPr>
+          <w:rFonts w:ascii="Calibri" w:hAnsi="Calibri" w:eastAsia="Calibri"/>
+          <w:b w:val="0"/>
+          <w:i w:val="0"/>
+          <w:color w:val="535353"/>
+          <w:sz w:val="18"/>
+        </w:rPr>
+        <w:t xml:space="preserve">  ·  </w:t>
+      </w:r>
+      <w:hyperlink r:id="rId10">
+        <w:r>
+          <w:rPr>
+            <w:color w:val="0563C1"/>
+            <w:u w:val="single"/>
+            <w:sz w:val="18"/>
+            <w:rFonts w:ascii="Calibri" w:hAnsi="Calibri"/>
+          </w:rPr>
+          <w:t xml:space="preserve">The Electronic Identification and Trust Services for Electronic Transactions Regulations 2016</w:t>
+        </w:r>
+      </w:hyperlink>
+      <w:r>
+        <w:rPr>
+          <w:rFonts w:ascii="Calibri" w:hAnsi="Calibri" w:eastAsia="Calibri"/>
+          <w:b w:val="0"/>
+          <w:i w:val="0"/>
+          <w:color w:val="535353"/>
+          <w:sz w:val="18"/>
+        </w:rPr>
+        <w:t xml:space="preserve">  ·  </w:t>
+      </w:r>
+      <w:hyperlink r:id="rId11">
+        <w:r>
+          <w:rPr>
+            <w:color w:val="0563C1"/>
+            <w:u w:val="single"/>
+            <w:sz w:val="18"/>
+            <w:rFonts w:ascii="Calibri" w:hAnsi="Calibri"/>
+          </w:rPr>
+          <w:t xml:space="preserve">Electronic Trade Documents Act 2023</w:t>
+        </w:r>
+      </w:hyperlink>
+      <w:r>
+        <w:rPr>
+          <w:rFonts w:ascii="Calibri" w:hAnsi="Calibri" w:eastAsia="Calibri"/>
+          <w:b w:val="0"/>
+          <w:i w:val="0"/>
+          <w:color w:val="535353"/>
+          <w:sz w:val="18"/>
+        </w:rPr>
+        <w:t xml:space="preserve">  ·  </w:t>
+      </w:r>
+      <w:hyperlink r:id="rId12">
+        <w:r>
+          <w:rPr>
+            <w:color w:val="0563C1"/>
+            <w:u w:val="single"/>
+            <w:sz w:val="18"/>
+            <w:rFonts w:ascii="Calibri" w:hAnsi="Calibri"/>
+          </w:rPr>
+          <w:t xml:space="preserve">UK DVS trust framework 1.0 (GOV.UK)</w:t>
+        </w:r>
+      </w:hyperlink>
     </w:p>
     <w:p>
       <w:pPr>
@@ -129,6 +687,7 @@
         <w:rPr>
           <w:rFonts w:ascii="Calibri" w:hAnsi="Calibri" w:eastAsia="Calibri"/>
           <w:b w:val="0"/>
+          <w:i w:val="0"/>
           <w:sz w:val="24"/>
         </w:rPr>
         <w:t>Доказательственный подход: закон прямо говорит о допустимости ЭП в суде, а не только о «равенстве бумаге».</w:t>
@@ -142,6 +701,7 @@
         <w:rPr>
           <w:rFonts w:ascii="Calibri" w:hAnsi="Calibri" w:eastAsia="Calibri"/>
           <w:b w:val="0"/>
+          <w:i w:val="0"/>
           <w:sz w:val="24"/>
         </w:rPr>
         <w:t>Сохранена трёхуровневая модель подписи в духе eIDAS, но без автоматического признания с ЕС.</w:t>
@@ -155,6 +715,7 @@
         <w:rPr>
           <w:rFonts w:ascii="Calibri" w:hAnsi="Calibri" w:eastAsia="Calibri"/>
           <w:b w:val="0"/>
+          <w:i w:val="0"/>
           <w:sz w:val="24"/>
         </w:rPr>
         <w:t>Гибкость коммерческой практики SES/AES при высоких требованиях к отдельным сделкам (deeds).</w:t>
@@ -168,6 +729,7 @@
         <w:rPr>
           <w:rFonts w:ascii="Calibri" w:hAnsi="Calibri" w:eastAsia="Calibri"/>
           <w:b w:val="0"/>
+          <w:i w:val="0"/>
           <w:sz w:val="24"/>
         </w:rPr>
         <w:t>ETDA 2023 — один из самых зрелых режимов электронных передаваемых торговых документов.</w:t>
@@ -181,10 +743,100 @@
         <w:rPr>
           <w:rFonts w:ascii="Calibri" w:hAnsi="Calibri" w:eastAsia="Calibri"/>
           <w:b w:val="0"/>
+          <w:i w:val="0"/>
           <w:sz w:val="24"/>
         </w:rPr>
         <w:t>DVS Trust Framework — добровольная сертификация сервисов цифровой верификации, а не обязательный государственный кошелёк по модели EUDI.</w:t>
       </w:r>
+    </w:p>
+    <w:p>
+      <w:pPr>
+        <w:spacing w:before="0" w:after="200"/>
+      </w:pPr>
+      <w:r>
+        <w:rPr>
+          <w:rFonts w:ascii="Calibri" w:hAnsi="Calibri" w:eastAsia="Calibri"/>
+          <w:b w:val="0"/>
+          <w:i/>
+          <w:color w:val="535353"/>
+          <w:sz w:val="18"/>
+        </w:rPr>
+        <w:t xml:space="preserve">Проверить: </w:t>
+      </w:r>
+      <w:hyperlink r:id="rId9">
+        <w:r>
+          <w:rPr>
+            <w:color w:val="0563C1"/>
+            <w:u w:val="single"/>
+            <w:sz w:val="18"/>
+            <w:rFonts w:ascii="Calibri" w:hAnsi="Calibri"/>
+          </w:rPr>
+          <w:t xml:space="preserve">Electronic Communications Act 2000, section 7</w:t>
+        </w:r>
+      </w:hyperlink>
+      <w:r>
+        <w:rPr>
+          <w:rFonts w:ascii="Calibri" w:hAnsi="Calibri" w:eastAsia="Calibri"/>
+          <w:b w:val="0"/>
+          <w:i w:val="0"/>
+          <w:color w:val="535353"/>
+          <w:sz w:val="18"/>
+        </w:rPr>
+        <w:t xml:space="preserve">  ·  </w:t>
+      </w:r>
+      <w:hyperlink r:id="rId10">
+        <w:r>
+          <w:rPr>
+            <w:color w:val="0563C1"/>
+            <w:u w:val="single"/>
+            <w:sz w:val="18"/>
+            <w:rFonts w:ascii="Calibri" w:hAnsi="Calibri"/>
+          </w:rPr>
+          <w:t xml:space="preserve">The Electronic Identification and Trust Services for Electronic Transactions Regulations 2016</w:t>
+        </w:r>
+      </w:hyperlink>
+      <w:r>
+        <w:rPr>
+          <w:rFonts w:ascii="Calibri" w:hAnsi="Calibri" w:eastAsia="Calibri"/>
+          <w:b w:val="0"/>
+          <w:i w:val="0"/>
+          <w:color w:val="535353"/>
+          <w:sz w:val="18"/>
+        </w:rPr>
+        <w:t xml:space="preserve">  ·  </w:t>
+      </w:r>
+      <w:hyperlink r:id="rId11">
+        <w:r>
+          <w:rPr>
+            <w:color w:val="0563C1"/>
+            <w:u w:val="single"/>
+            <w:sz w:val="18"/>
+            <w:rFonts w:ascii="Calibri" w:hAnsi="Calibri"/>
+          </w:rPr>
+          <w:t xml:space="preserve">Electronic Trade Documents Act 2023</w:t>
+        </w:r>
+      </w:hyperlink>
+      <w:r>
+        <w:rPr>
+          <w:rFonts w:ascii="Calibri" w:hAnsi="Calibri" w:eastAsia="Calibri"/>
+          <w:b w:val="0"/>
+          <w:i w:val="0"/>
+          <w:color w:val="535353"/>
+          <w:sz w:val="18"/>
+        </w:rPr>
+        <w:t xml:space="preserve">  ·  </w:t>
+      </w:r>
+      <w:hyperlink r:id="rId12">
+        <w:r>
+          <w:rPr>
+            <w:color w:val="0563C1"/>
+            <w:u w:val="single"/>
+            <w:sz w:val="18"/>
+            <w:rFonts w:ascii="Calibri" w:hAnsi="Calibri"/>
+          </w:rPr>
+          <w:t xml:space="preserve">UK DVS trust framework 1.0 (GOV.UK)</w:t>
+        </w:r>
+      </w:hyperlink>
     </w:p>
     <w:p>
       <w:pPr>
@@ -202,6 +854,7 @@
         <w:rPr>
           <w:rFonts w:ascii="Calibri" w:hAnsi="Calibri" w:eastAsia="Calibri"/>
           <w:b w:val="0"/>
+          <w:i w:val="0"/>
           <w:sz w:val="24"/>
         </w:rPr>
         <w:t>Юридическая сила электронного документа и подписи — прежде всего ФЗ от 06.04.2011 № 63‑ФЗ (ПЭП / УНЭП / УКЭП).</w:t>
@@ -215,6 +868,7 @@
         <w:rPr>
           <w:rFonts w:ascii="Calibri" w:hAnsi="Calibri" w:eastAsia="Calibri"/>
           <w:b w:val="0"/>
+          <w:i w:val="0"/>
           <w:sz w:val="24"/>
         </w:rPr>
         <w:t>B2B‑ЭДО (счета‑фактуры, УПД и др.) — через операторов ЭДО и отраслевые требования ФНС / Минфина.</w:t>
@@ -228,6 +882,7 @@
         <w:rPr>
           <w:rFonts w:ascii="Calibri" w:hAnsi="Calibri" w:eastAsia="Calibri"/>
           <w:b w:val="0"/>
+          <w:i w:val="0"/>
           <w:sz w:val="24"/>
         </w:rPr>
         <w:t>Кадровый ЭДО — ст. 22.1–22.3 ТК РФ (согласие работника, виды ЭП, исключения).</w:t>
@@ -241,6 +896,7 @@
         <w:rPr>
           <w:rFonts w:ascii="Calibri" w:hAnsi="Calibri" w:eastAsia="Calibri"/>
           <w:b w:val="0"/>
+          <w:i w:val="0"/>
           <w:sz w:val="24"/>
         </w:rPr>
         <w:t>Трансграничное признание иностранных ЭП — ст. 7 63‑ФЗ: международные договоры, соглашение сторон, существенная эквивалентность; в ЕАЭС — через службу доверенной третьей стороны (ДТС).</w:t>
@@ -254,16 +910,107 @@
         <w:rPr>
           <w:rFonts w:ascii="Calibri" w:hAnsi="Calibri" w:eastAsia="Calibri"/>
           <w:b w:val="0"/>
+          <w:i w:val="0"/>
           <w:sz w:val="24"/>
         </w:rPr>
         <w:t>С августа 2026: ФЗ от 04.08.2026 № 315‑ФЗ — правила УКЭП для международных (межправительственных) организаций и их филиалов/представительств в РФ; квалифицированный сертификат выдаёт УЦ ФНС России.</w:t>
       </w:r>
     </w:p>
     <w:p>
+      <w:pPr>
+        <w:spacing w:before="0" w:after="200"/>
+      </w:pPr>
       <w:r>
         <w:rPr>
           <w:rFonts w:ascii="Calibri" w:hAnsi="Calibri" w:eastAsia="Calibri"/>
           <w:b w:val="0"/>
+          <w:i/>
+          <w:color w:val="535353"/>
+          <w:sz w:val="18"/>
+        </w:rPr>
+        <w:t xml:space="preserve">Проверить: </w:t>
+      </w:r>
+      <w:hyperlink r:id="rId13">
+        <w:r>
+          <w:rPr>
+            <w:color w:val="0563C1"/>
+            <w:u w:val="single"/>
+            <w:sz w:val="18"/>
+            <w:rFonts w:ascii="Calibri" w:hAnsi="Calibri"/>
+          </w:rPr>
+          <w:t xml:space="preserve">ФЗ от 06.04.2011 № 63‑ФЗ «Об электронной подписи»</w:t>
+        </w:r>
+      </w:hyperlink>
+      <w:r>
+        <w:rPr>
+          <w:rFonts w:ascii="Calibri" w:hAnsi="Calibri" w:eastAsia="Calibri"/>
+          <w:b w:val="0"/>
+          <w:i w:val="0"/>
+          <w:color w:val="535353"/>
+          <w:sz w:val="18"/>
+        </w:rPr>
+        <w:t xml:space="preserve">  ·  </w:t>
+      </w:r>
+      <w:hyperlink r:id="rId14">
+        <w:r>
+          <w:rPr>
+            <w:color w:val="0563C1"/>
+            <w:u w:val="single"/>
+            <w:sz w:val="18"/>
+            <w:rFonts w:ascii="Calibri" w:hAnsi="Calibri"/>
+          </w:rPr>
+          <w:t xml:space="preserve">ТК РФ, ст. 22.1–22.3 (кадровый ЭДО)</w:t>
+        </w:r>
+      </w:hyperlink>
+      <w:r>
+        <w:rPr>
+          <w:rFonts w:ascii="Calibri" w:hAnsi="Calibri" w:eastAsia="Calibri"/>
+          <w:b w:val="0"/>
+          <w:i w:val="0"/>
+          <w:color w:val="535353"/>
+          <w:sz w:val="18"/>
+        </w:rPr>
+        <w:t xml:space="preserve">  ·  </w:t>
+      </w:r>
+      <w:hyperlink r:id="rId15">
+        <w:r>
+          <w:rPr>
+            <w:color w:val="0563C1"/>
+            <w:u w:val="single"/>
+            <w:sz w:val="18"/>
+            <w:rFonts w:ascii="Calibri" w:hAnsi="Calibri"/>
+          </w:rPr>
+          <w:t xml:space="preserve">ФЗ от 04.08.2026 № 315‑ФЗ (УКЭП международных организаций)</w:t>
+        </w:r>
+      </w:hyperlink>
+      <w:r>
+        <w:rPr>
+          <w:rFonts w:ascii="Calibri" w:hAnsi="Calibri" w:eastAsia="Calibri"/>
+          <w:b w:val="0"/>
+          <w:i w:val="0"/>
+          <w:color w:val="535353"/>
+          <w:sz w:val="18"/>
+        </w:rPr>
+        <w:t xml:space="preserve">  ·  </w:t>
+      </w:r>
+      <w:hyperlink r:id="rId16">
+        <w:r>
+          <w:rPr>
+            <w:color w:val="0563C1"/>
+            <w:u w:val="single"/>
+            <w:sz w:val="18"/>
+            <w:rFonts w:ascii="Calibri" w:hAnsi="Calibri"/>
+          </w:rPr>
+          <w:t xml:space="preserve">Решение Коллегии ЕЭК от 22.08.2023 № 120 (ДТС ЕАЭС)</w:t>
+        </w:r>
+      </w:hyperlink>
+    </w:p>
+    <w:p>
+      <w:r>
+        <w:rPr>
+          <w:rFonts w:ascii="Calibri" w:hAnsi="Calibri" w:eastAsia="Calibri"/>
+          <w:b w:val="0"/>
+          <w:i w:val="0"/>
           <w:sz w:val="24"/>
         </w:rPr>
         <w:t>Источники по РФ (для сверки):</w:t>
@@ -277,11 +1024,12 @@
         <w:rPr>
           <w:rFonts w:ascii="Calibri" w:hAnsi="Calibri" w:eastAsia="Calibri"/>
           <w:b w:val="0"/>
+          <w:i w:val="0"/>
           <w:sz w:val="22"/>
         </w:rPr>
         <w:t xml:space="preserve">ФЗ от 06.04.2011 № 63‑ФЗ «Об электронной подписи»: </w:t>
       </w:r>
-      <w:hyperlink r:id="rId9">
+      <w:hyperlink r:id="rId13">
         <w:r>
           <w:rPr>
             <w:color w:val="0563C1"/>
@@ -301,11 +1049,12 @@
         <w:rPr>
           <w:rFonts w:ascii="Calibri" w:hAnsi="Calibri" w:eastAsia="Calibri"/>
           <w:b w:val="0"/>
+          <w:i w:val="0"/>
           <w:sz w:val="22"/>
         </w:rPr>
         <w:t xml:space="preserve">ТК РФ, ст. 22.1–22.3 (кадровый ЭДО): </w:t>
       </w:r>
-      <w:hyperlink r:id="rId10">
+      <w:hyperlink r:id="rId14">
         <w:r>
           <w:rPr>
             <w:color w:val="0563C1"/>
@@ -325,11 +1074,12 @@
         <w:rPr>
           <w:rFonts w:ascii="Calibri" w:hAnsi="Calibri" w:eastAsia="Calibri"/>
           <w:b w:val="0"/>
+          <w:i w:val="0"/>
           <w:sz w:val="22"/>
         </w:rPr>
         <w:t xml:space="preserve">ФЗ от 04.08.2026 № 315‑ФЗ (УКЭП международных организаций): </w:t>
       </w:r>
-      <w:hyperlink r:id="rId11">
+      <w:hyperlink r:id="rId15">
         <w:r>
           <w:rPr>
             <w:color w:val="0563C1"/>
@@ -349,11 +1099,12 @@
         <w:rPr>
           <w:rFonts w:ascii="Calibri" w:hAnsi="Calibri" w:eastAsia="Calibri"/>
           <w:b w:val="0"/>
+          <w:i w:val="0"/>
           <w:sz w:val="22"/>
         </w:rPr>
         <w:t xml:space="preserve">Решение Коллегии ЕЭК от 22.08.2023 № 120 (ДТС ЕАЭС): </w:t>
       </w:r>
-      <w:hyperlink r:id="rId12">
+      <w:hyperlink r:id="rId16">
         <w:r>
           <w:rPr>
             <w:color w:val="0563C1"/>
@@ -380,14 +1131,15 @@
         <w:tblLook w:firstColumn="1" w:firstRow="1" w:lastColumn="0" w:lastRow="0" w:noHBand="0" w:noVBand="1" w:val="04A0"/>
       </w:tblPr>
       <w:tblGrid>
-        <w:gridCol w:w="3175"/>
-        <w:gridCol w:w="3175"/>
-        <w:gridCol w:w="3175"/>
+        <w:gridCol w:w="2381"/>
+        <w:gridCol w:w="2381"/>
+        <w:gridCol w:w="2381"/>
+        <w:gridCol w:w="2381"/>
       </w:tblGrid>
       <w:tr>
         <w:tc>
           <w:tcPr>
-            <w:tcW w:type="dxa" w:w="3175"/>
+            <w:tcW w:type="dxa" w:w="2381"/>
             <w:shd w:fill="1F4E79" w:val="clear"/>
           </w:tcPr>
           <w:p>
@@ -396,6 +1148,7 @@
               <w:rPr>
                 <w:rFonts w:ascii="Calibri" w:hAnsi="Calibri" w:eastAsia="Calibri"/>
                 <w:b/>
+                <w:i w:val="0"/>
                 <w:color w:val="FFFFFF"/>
                 <w:sz w:val="20"/>
               </w:rPr>
@@ -405,7 +1158,7 @@
         </w:tc>
         <w:tc>
           <w:tcPr>
-            <w:tcW w:type="dxa" w:w="3175"/>
+            <w:tcW w:type="dxa" w:w="2381"/>
             <w:shd w:fill="1F4E79" w:val="clear"/>
           </w:tcPr>
           <w:p>
@@ -414,6 +1167,7 @@
               <w:rPr>
                 <w:rFonts w:ascii="Calibri" w:hAnsi="Calibri" w:eastAsia="Calibri"/>
                 <w:b/>
+                <w:i w:val="0"/>
                 <w:color w:val="FFFFFF"/>
                 <w:sz w:val="20"/>
               </w:rPr>
@@ -423,7 +1177,7 @@
         </w:tc>
         <w:tc>
           <w:tcPr>
-            <w:tcW w:type="dxa" w:w="3175"/>
+            <w:tcW w:type="dxa" w:w="2381"/>
             <w:shd w:fill="1F4E79" w:val="clear"/>
           </w:tcPr>
           <w:p>
@@ -432,6 +1186,7 @@
               <w:rPr>
                 <w:rFonts w:ascii="Calibri" w:hAnsi="Calibri" w:eastAsia="Calibri"/>
                 <w:b/>
+                <w:i w:val="0"/>
                 <w:color w:val="FFFFFF"/>
                 <w:sz w:val="20"/>
               </w:rPr>
@@ -439,11 +1194,10 @@
             </w:r>
           </w:p>
         </w:tc>
-      </w:tr>
-      <w:tr>
         <w:tc>
           <w:tcPr>
-            <w:tcW w:type="dxa" w:w="3175"/>
+            <w:tcW w:type="dxa" w:w="2381"/>
+            <w:shd w:fill="1F4E79" w:val="clear"/>
           </w:tcPr>
           <w:p>
             <w:r/>
@@ -451,6 +1205,27 @@
               <w:rPr>
                 <w:rFonts w:ascii="Calibri" w:hAnsi="Calibri" w:eastAsia="Calibri"/>
                 <w:b/>
+                <w:i w:val="0"/>
+                <w:color w:val="FFFFFF"/>
+                <w:sz w:val="20"/>
+              </w:rPr>
+              <w:t>Проверить</w:t>
+            </w:r>
+          </w:p>
+        </w:tc>
+      </w:tr>
+      <w:tr>
+        <w:tc>
+          <w:tcPr>
+            <w:tcW w:type="dxa" w:w="2381"/>
+          </w:tcPr>
+          <w:p>
+            <w:r/>
+            <w:r>
+              <w:rPr>
+                <w:rFonts w:ascii="Calibri" w:hAnsi="Calibri" w:eastAsia="Calibri"/>
+                <w:b/>
+                <w:i w:val="0"/>
                 <w:sz w:val="20"/>
               </w:rPr>
               <w:t>Юридическая сила</w:t>
@@ -459,7 +1234,7 @@
         </w:tc>
         <w:tc>
           <w:tcPr>
-            <w:tcW w:type="dxa" w:w="3175"/>
+            <w:tcW w:type="dxa" w:w="2381"/>
           </w:tcPr>
           <w:p>
             <w:r/>
@@ -467,6 +1242,7 @@
               <w:rPr>
                 <w:rFonts w:ascii="Calibri" w:hAnsi="Calibri" w:eastAsia="Calibri"/>
                 <w:b w:val="0"/>
+                <w:i w:val="0"/>
                 <w:sz w:val="20"/>
               </w:rPr>
               <w:t>ЭП допустима как доказательство подлинности и целостности; не отвергается только из‑за электронной формы</w:t>
@@ -475,7 +1251,7 @@
         </w:tc>
         <w:tc>
           <w:tcPr>
-            <w:tcW w:type="dxa" w:w="3175"/>
+            <w:tcW w:type="dxa" w:w="2381"/>
           </w:tcPr>
           <w:p>
             <w:r/>
@@ -483,17 +1259,37 @@
               <w:rPr>
                 <w:rFonts w:ascii="Calibri" w:hAnsi="Calibri" w:eastAsia="Calibri"/>
                 <w:b w:val="0"/>
+                <w:i w:val="0"/>
                 <w:sz w:val="20"/>
               </w:rPr>
               <w:t>Эл. документ с ЭП признаётся при соблюдении вида подписи и закона/соглашения (63‑ФЗ)</w:t>
             </w:r>
           </w:p>
         </w:tc>
+        <w:tc>
+          <w:tcPr>
+            <w:tcW w:type="dxa" w:w="2381"/>
+          </w:tcPr>
+          <w:p>
+            <w:r/>
+            <w:hyperlink r:id="rId9">
+              <w:r>
+                <w:rPr>
+                  <w:color w:val="0563C1"/>
+                  <w:u w:val="single"/>
+                  <w:sz w:val="18"/>
+                  <w:rFonts w:ascii="Calibri" w:hAnsi="Calibri"/>
+                </w:rPr>
+                <w:t xml:space="preserve">Electronic Communications Act 2000, section 7</w:t>
+              </w:r>
+            </w:hyperlink>
+          </w:p>
+        </w:tc>
       </w:tr>
       <w:tr>
         <w:tc>
           <w:tcPr>
-            <w:tcW w:type="dxa" w:w="3175"/>
+            <w:tcW w:type="dxa" w:w="2381"/>
           </w:tcPr>
           <w:p>
             <w:r/>
@@ -501,6 +1297,7 @@
               <w:rPr>
                 <w:rFonts w:ascii="Calibri" w:hAnsi="Calibri" w:eastAsia="Calibri"/>
                 <w:b/>
+                <w:i w:val="0"/>
                 <w:sz w:val="20"/>
               </w:rPr>
               <w:t>Модель подписи</w:t>
@@ -509,7 +1306,7 @@
         </w:tc>
         <w:tc>
           <w:tcPr>
-            <w:tcW w:type="dxa" w:w="3175"/>
+            <w:tcW w:type="dxa" w:w="2381"/>
           </w:tcPr>
           <w:p>
             <w:r/>
@@ -517,6 +1314,7 @@
               <w:rPr>
                 <w:rFonts w:ascii="Calibri" w:hAnsi="Calibri" w:eastAsia="Calibri"/>
                 <w:b w:val="0"/>
+                <w:i w:val="0"/>
                 <w:sz w:val="20"/>
               </w:rPr>
               <w:t>Сохранена логика SES / AES / QES; для deeds — более строгие средства</w:t>
@@ -525,7 +1323,7 @@
         </w:tc>
         <w:tc>
           <w:tcPr>
-            <w:tcW w:type="dxa" w:w="3175"/>
+            <w:tcW w:type="dxa" w:w="2381"/>
           </w:tcPr>
           <w:p>
             <w:r/>
@@ -533,17 +1331,37 @@
               <w:rPr>
                 <w:rFonts w:ascii="Calibri" w:hAnsi="Calibri" w:eastAsia="Calibri"/>
                 <w:b w:val="0"/>
+                <w:i w:val="0"/>
                 <w:sz w:val="20"/>
               </w:rPr>
               <w:t>ПЭП / УНЭП / УКЭП</w:t>
             </w:r>
           </w:p>
         </w:tc>
+        <w:tc>
+          <w:tcPr>
+            <w:tcW w:type="dxa" w:w="2381"/>
+          </w:tcPr>
+          <w:p>
+            <w:r/>
+            <w:hyperlink r:id="rId13">
+              <w:r>
+                <w:rPr>
+                  <w:color w:val="0563C1"/>
+                  <w:u w:val="single"/>
+                  <w:sz w:val="18"/>
+                  <w:rFonts w:ascii="Calibri" w:hAnsi="Calibri"/>
+                </w:rPr>
+                <w:t xml:space="preserve">ФЗ от 06.04.2011 № 63‑ФЗ «Об электронной подписи»</w:t>
+              </w:r>
+            </w:hyperlink>
+          </w:p>
+        </w:tc>
       </w:tr>
       <w:tr>
         <w:tc>
           <w:tcPr>
-            <w:tcW w:type="dxa" w:w="3175"/>
+            <w:tcW w:type="dxa" w:w="2381"/>
           </w:tcPr>
           <w:p>
             <w:r/>
@@ -551,6 +1369,7 @@
               <w:rPr>
                 <w:rFonts w:ascii="Calibri" w:hAnsi="Calibri" w:eastAsia="Calibri"/>
                 <w:b/>
+                <w:i w:val="0"/>
                 <w:sz w:val="20"/>
               </w:rPr>
               <w:t>Инфраструктура доверия</w:t>
@@ -559,7 +1378,7 @@
         </w:tc>
         <w:tc>
           <w:tcPr>
-            <w:tcW w:type="dxa" w:w="3175"/>
+            <w:tcW w:type="dxa" w:w="2381"/>
           </w:tcPr>
           <w:p>
             <w:r/>
@@ -567,6 +1386,7 @@
               <w:rPr>
                 <w:rFonts w:ascii="Calibri" w:hAnsi="Calibri" w:eastAsia="Calibri"/>
                 <w:b w:val="0"/>
+                <w:i w:val="0"/>
                 <w:sz w:val="20"/>
               </w:rPr>
               <w:t>UK trust services + с 01.09.2026 статутный DVS Trust Framework (цифровая верификация)</w:t>
@@ -575,7 +1395,7 @@
         </w:tc>
         <w:tc>
           <w:tcPr>
-            <w:tcW w:type="dxa" w:w="3175"/>
+            <w:tcW w:type="dxa" w:w="2381"/>
           </w:tcPr>
           <w:p>
             <w:r/>
@@ -583,17 +1403,37 @@
               <w:rPr>
                 <w:rFonts w:ascii="Calibri" w:hAnsi="Calibri" w:eastAsia="Calibri"/>
                 <w:b w:val="0"/>
+                <w:i w:val="0"/>
                 <w:sz w:val="20"/>
               </w:rPr>
               <w:t>Аккредитованные УЦ, операторы ЭДО, УЦ ФНС</w:t>
             </w:r>
           </w:p>
         </w:tc>
+        <w:tc>
+          <w:tcPr>
+            <w:tcW w:type="dxa" w:w="2381"/>
+          </w:tcPr>
+          <w:p>
+            <w:r/>
+            <w:hyperlink r:id="rId9">
+              <w:r>
+                <w:rPr>
+                  <w:color w:val="0563C1"/>
+                  <w:u w:val="single"/>
+                  <w:sz w:val="18"/>
+                  <w:rFonts w:ascii="Calibri" w:hAnsi="Calibri"/>
+                </w:rPr>
+                <w:t xml:space="preserve">Electronic Communications Act 2000, section 7</w:t>
+              </w:r>
+            </w:hyperlink>
+          </w:p>
+        </w:tc>
       </w:tr>
       <w:tr>
         <w:tc>
           <w:tcPr>
-            <w:tcW w:type="dxa" w:w="3175"/>
+            <w:tcW w:type="dxa" w:w="2381"/>
           </w:tcPr>
           <w:p>
             <w:r/>
@@ -601,6 +1441,7 @@
               <w:rPr>
                 <w:rFonts w:ascii="Calibri" w:hAnsi="Calibri" w:eastAsia="Calibri"/>
                 <w:b/>
+                <w:i w:val="0"/>
                 <w:sz w:val="20"/>
               </w:rPr>
               <w:t>Трансграничность</w:t>
@@ -609,7 +1450,7 @@
         </w:tc>
         <w:tc>
           <w:tcPr>
-            <w:tcW w:type="dxa" w:w="3175"/>
+            <w:tcW w:type="dxa" w:w="2381"/>
           </w:tcPr>
           <w:p>
             <w:r/>
@@ -617,6 +1458,7 @@
               <w:rPr>
                 <w:rFonts w:ascii="Calibri" w:hAnsi="Calibri" w:eastAsia="Calibri"/>
                 <w:b w:val="0"/>
+                <w:i w:val="0"/>
                 <w:sz w:val="20"/>
               </w:rPr>
               <w:t>Нет автоматического взаимного признания с ЕС после Brexit; оценка эквивалентности / договор</w:t>
@@ -625,7 +1467,7 @@
         </w:tc>
         <w:tc>
           <w:tcPr>
-            <w:tcW w:type="dxa" w:w="3175"/>
+            <w:tcW w:type="dxa" w:w="2381"/>
           </w:tcPr>
           <w:p>
             <w:r/>
@@ -633,10 +1475,30 @@
               <w:rPr>
                 <w:rFonts w:ascii="Calibri" w:hAnsi="Calibri" w:eastAsia="Calibri"/>
                 <w:b w:val="0"/>
+                <w:i w:val="0"/>
                 <w:sz w:val="20"/>
               </w:rPr>
               <w:t>Ст. 7 63‑ФЗ, договоры сторон, ДТС ЕАЭС; 315‑ФЗ — УКЭП международных организаций</w:t>
             </w:r>
+          </w:p>
+        </w:tc>
+        <w:tc>
+          <w:tcPr>
+            <w:tcW w:type="dxa" w:w="2381"/>
+          </w:tcPr>
+          <w:p>
+            <w:r/>
+            <w:hyperlink r:id="rId13">
+              <w:r>
+                <w:rPr>
+                  <w:color w:val="0563C1"/>
+                  <w:u w:val="single"/>
+                  <w:sz w:val="18"/>
+                  <w:rFonts w:ascii="Calibri" w:hAnsi="Calibri"/>
+                </w:rPr>
+                <w:t xml:space="preserve">Ст. 7 63‑ФЗ — признание иностранных электронных подписей</w:t>
+              </w:r>
+            </w:hyperlink>
           </w:p>
         </w:tc>
       </w:tr>
@@ -650,6 +1512,7 @@
         <w:rPr>
           <w:rFonts w:ascii="Calibri" w:hAnsi="Calibri" w:eastAsia="Calibri"/>
           <w:b w:val="0"/>
+          <w:i w:val="0"/>
           <w:sz w:val="24"/>
         </w:rPr>
         <w:t>Сходство с РФ: допустимость ЭП как доказательства; наличие уровней подписи.</w:t>
@@ -663,6 +1526,7 @@
         <w:rPr>
           <w:rFonts w:ascii="Calibri" w:hAnsi="Calibri" w:eastAsia="Calibri"/>
           <w:b w:val="0"/>
+          <w:i w:val="0"/>
           <w:sz w:val="24"/>
         </w:rPr>
         <w:t>Отличие: UK сильнее опирается на common law + доказательственную норму ECA 2000; РФ — на кодифицированные виды ЭП и специальные режимы (ЭДО ФНС, КЭДО ТК).</w:t>
@@ -676,6 +1540,7 @@
         <w:rPr>
           <w:rFonts w:ascii="Calibri" w:hAnsi="Calibri" w:eastAsia="Calibri"/>
           <w:b w:val="0"/>
+          <w:i w:val="0"/>
           <w:sz w:val="24"/>
         </w:rPr>
         <w:t>Отличие: в РФ операторский B2B‑ЭДО и кадровый ЭДО детализированы сильнее, чем в общем UK‑акте о коммуникациях.</w:t>
@@ -689,6 +1554,7 @@
         <w:rPr>
           <w:rFonts w:ascii="Calibri" w:hAnsi="Calibri" w:eastAsia="Calibri"/>
           <w:b w:val="0"/>
+          <w:i w:val="0"/>
           <w:sz w:val="24"/>
         </w:rPr>
         <w:t>По торговым документам UK (ETDA) опережает РФ: электронный коносамент имеет тот же правовой режим, что бумажный.</w:t>
@@ -702,10 +1568,142 @@
         <w:rPr>
           <w:rFonts w:ascii="Calibri" w:hAnsi="Calibri" w:eastAsia="Calibri"/>
           <w:b w:val="0"/>
+          <w:i w:val="0"/>
           <w:sz w:val="24"/>
         </w:rPr>
         <w:t>По цифровой идентичности UK идёт параллельным, более «рыночным» путём (сертификация DVS), а не обязательным кошельком государства‑члена.</w:t>
       </w:r>
+    </w:p>
+    <w:p>
+      <w:pPr>
+        <w:spacing w:before="0" w:after="200"/>
+      </w:pPr>
+      <w:r>
+        <w:rPr>
+          <w:rFonts w:ascii="Calibri" w:hAnsi="Calibri" w:eastAsia="Calibri"/>
+          <w:b w:val="0"/>
+          <w:i/>
+          <w:color w:val="535353"/>
+          <w:sz w:val="18"/>
+        </w:rPr>
+        <w:t xml:space="preserve">Проверить: </w:t>
+      </w:r>
+      <w:hyperlink r:id="rId9">
+        <w:r>
+          <w:rPr>
+            <w:color w:val="0563C1"/>
+            <w:u w:val="single"/>
+            <w:sz w:val="18"/>
+            <w:rFonts w:ascii="Calibri" w:hAnsi="Calibri"/>
+          </w:rPr>
+          <w:t xml:space="preserve">Electronic Communications Act 2000, section 7</w:t>
+        </w:r>
+      </w:hyperlink>
+      <w:r>
+        <w:rPr>
+          <w:rFonts w:ascii="Calibri" w:hAnsi="Calibri" w:eastAsia="Calibri"/>
+          <w:b w:val="0"/>
+          <w:i w:val="0"/>
+          <w:color w:val="535353"/>
+          <w:sz w:val="18"/>
+        </w:rPr>
+        <w:t xml:space="preserve">  ·  </w:t>
+      </w:r>
+      <w:hyperlink r:id="rId10">
+        <w:r>
+          <w:rPr>
+            <w:color w:val="0563C1"/>
+            <w:u w:val="single"/>
+            <w:sz w:val="18"/>
+            <w:rFonts w:ascii="Calibri" w:hAnsi="Calibri"/>
+          </w:rPr>
+          <w:t xml:space="preserve">The Electronic Identification and Trust Services for Electronic Transactions Regulations 2016</w:t>
+        </w:r>
+      </w:hyperlink>
+      <w:r>
+        <w:rPr>
+          <w:rFonts w:ascii="Calibri" w:hAnsi="Calibri" w:eastAsia="Calibri"/>
+          <w:b w:val="0"/>
+          <w:i w:val="0"/>
+          <w:color w:val="535353"/>
+          <w:sz w:val="18"/>
+        </w:rPr>
+        <w:t xml:space="preserve">  ·  </w:t>
+      </w:r>
+      <w:hyperlink r:id="rId11">
+        <w:r>
+          <w:rPr>
+            <w:color w:val="0563C1"/>
+            <w:u w:val="single"/>
+            <w:sz w:val="18"/>
+            <w:rFonts w:ascii="Calibri" w:hAnsi="Calibri"/>
+          </w:rPr>
+          <w:t xml:space="preserve">Electronic Trade Documents Act 2023</w:t>
+        </w:r>
+      </w:hyperlink>
+      <w:r>
+        <w:rPr>
+          <w:rFonts w:ascii="Calibri" w:hAnsi="Calibri" w:eastAsia="Calibri"/>
+          <w:b w:val="0"/>
+          <w:i w:val="0"/>
+          <w:color w:val="535353"/>
+          <w:sz w:val="18"/>
+        </w:rPr>
+        <w:t xml:space="preserve">  ·  </w:t>
+      </w:r>
+      <w:hyperlink r:id="rId12">
+        <w:r>
+          <w:rPr>
+            <w:color w:val="0563C1"/>
+            <w:u w:val="single"/>
+            <w:sz w:val="18"/>
+            <w:rFonts w:ascii="Calibri" w:hAnsi="Calibri"/>
+          </w:rPr>
+          <w:t xml:space="preserve">UK DVS trust framework 1.0 (GOV.UK)</w:t>
+        </w:r>
+      </w:hyperlink>
+      <w:r>
+        <w:rPr>
+          <w:rFonts w:ascii="Calibri" w:hAnsi="Calibri" w:eastAsia="Calibri"/>
+          <w:b w:val="0"/>
+          <w:i w:val="0"/>
+          <w:color w:val="535353"/>
+          <w:sz w:val="18"/>
+        </w:rPr>
+        <w:t xml:space="preserve">  ·  </w:t>
+      </w:r>
+      <w:hyperlink r:id="rId13">
+        <w:r>
+          <w:rPr>
+            <w:color w:val="0563C1"/>
+            <w:u w:val="single"/>
+            <w:sz w:val="18"/>
+            <w:rFonts w:ascii="Calibri" w:hAnsi="Calibri"/>
+          </w:rPr>
+          <w:t xml:space="preserve">ФЗ от 06.04.2011 № 63‑ФЗ «Об электронной подписи»</w:t>
+        </w:r>
+      </w:hyperlink>
+      <w:r>
+        <w:rPr>
+          <w:rFonts w:ascii="Calibri" w:hAnsi="Calibri" w:eastAsia="Calibri"/>
+          <w:b w:val="0"/>
+          <w:i w:val="0"/>
+          <w:color w:val="535353"/>
+          <w:sz w:val="18"/>
+        </w:rPr>
+        <w:t xml:space="preserve">  ·  </w:t>
+      </w:r>
+      <w:hyperlink r:id="rId14">
+        <w:r>
+          <w:rPr>
+            <w:color w:val="0563C1"/>
+            <w:u w:val="single"/>
+            <w:sz w:val="18"/>
+            <w:rFonts w:ascii="Calibri" w:hAnsi="Calibri"/>
+          </w:rPr>
+          <w:t xml:space="preserve">ТК РФ, ст. 22.1–22.3 (кадровый ЭДО)</w:t>
+        </w:r>
+      </w:hyperlink>
     </w:p>
     <w:p>
       <w:pPr>
@@ -723,6 +1721,7 @@
         <w:rPr>
           <w:rFonts w:ascii="Calibri" w:hAnsi="Calibri" w:eastAsia="Calibri"/>
           <w:b w:val="0"/>
+          <w:i w:val="0"/>
           <w:sz w:val="24"/>
         </w:rPr>
         <w:t>Явная доказательственная норма в духе ECA s.7: ЭП и сертификат допустимы в суде как доказательства подлинности и целостности — без спора «это не документ».</w:t>
@@ -736,6 +1735,7 @@
         <w:rPr>
           <w:rFonts w:ascii="Calibri" w:hAnsi="Calibri" w:eastAsia="Calibri"/>
           <w:b w:val="0"/>
+          <w:i w:val="0"/>
           <w:sz w:val="24"/>
         </w:rPr>
         <w:t>Режим электронных товарораспорядительных документов по мотивам ETDA/MLETR — для внешней торговли и логистики.</w:t>
@@ -749,10 +1749,121 @@
         <w:rPr>
           <w:rFonts w:ascii="Calibri" w:hAnsi="Calibri" w:eastAsia="Calibri"/>
           <w:b w:val="0"/>
+          <w:i w:val="0"/>
           <w:sz w:val="24"/>
         </w:rPr>
         <w:t>Добровольная сертификация сервисов идентификации (как DVS), а не только аккредитация УЦ подписи.</w:t>
       </w:r>
+    </w:p>
+    <w:p>
+      <w:pPr>
+        <w:spacing w:before="0" w:after="200"/>
+      </w:pPr>
+      <w:r>
+        <w:rPr>
+          <w:rFonts w:ascii="Calibri" w:hAnsi="Calibri" w:eastAsia="Calibri"/>
+          <w:b w:val="0"/>
+          <w:i/>
+          <w:color w:val="535353"/>
+          <w:sz w:val="18"/>
+        </w:rPr>
+        <w:t xml:space="preserve">Проверить: </w:t>
+      </w:r>
+      <w:hyperlink r:id="rId9">
+        <w:r>
+          <w:rPr>
+            <w:color w:val="0563C1"/>
+            <w:u w:val="single"/>
+            <w:sz w:val="18"/>
+            <w:rFonts w:ascii="Calibri" w:hAnsi="Calibri"/>
+          </w:rPr>
+          <w:t xml:space="preserve">Electronic Communications Act 2000, section 7</w:t>
+        </w:r>
+      </w:hyperlink>
+      <w:r>
+        <w:rPr>
+          <w:rFonts w:ascii="Calibri" w:hAnsi="Calibri" w:eastAsia="Calibri"/>
+          <w:b w:val="0"/>
+          <w:i w:val="0"/>
+          <w:color w:val="535353"/>
+          <w:sz w:val="18"/>
+        </w:rPr>
+        <w:t xml:space="preserve">  ·  </w:t>
+      </w:r>
+      <w:hyperlink r:id="rId10">
+        <w:r>
+          <w:rPr>
+            <w:color w:val="0563C1"/>
+            <w:u w:val="single"/>
+            <w:sz w:val="18"/>
+            <w:rFonts w:ascii="Calibri" w:hAnsi="Calibri"/>
+          </w:rPr>
+          <w:t xml:space="preserve">The Electronic Identification and Trust Services for Electronic Transactions Regulations 2016</w:t>
+        </w:r>
+      </w:hyperlink>
+      <w:r>
+        <w:rPr>
+          <w:rFonts w:ascii="Calibri" w:hAnsi="Calibri" w:eastAsia="Calibri"/>
+          <w:b w:val="0"/>
+          <w:i w:val="0"/>
+          <w:color w:val="535353"/>
+          <w:sz w:val="18"/>
+        </w:rPr>
+        <w:t xml:space="preserve">  ·  </w:t>
+      </w:r>
+      <w:hyperlink r:id="rId11">
+        <w:r>
+          <w:rPr>
+            <w:color w:val="0563C1"/>
+            <w:u w:val="single"/>
+            <w:sz w:val="18"/>
+            <w:rFonts w:ascii="Calibri" w:hAnsi="Calibri"/>
+          </w:rPr>
+          <w:t xml:space="preserve">Electronic Trade Documents Act 2023</w:t>
+        </w:r>
+      </w:hyperlink>
+      <w:r>
+        <w:rPr>
+          <w:rFonts w:ascii="Calibri" w:hAnsi="Calibri" w:eastAsia="Calibri"/>
+          <w:b w:val="0"/>
+          <w:i w:val="0"/>
+          <w:color w:val="535353"/>
+          <w:sz w:val="18"/>
+        </w:rPr>
+        <w:t xml:space="preserve">  ·  </w:t>
+      </w:r>
+      <w:hyperlink r:id="rId12">
+        <w:r>
+          <w:rPr>
+            <w:color w:val="0563C1"/>
+            <w:u w:val="single"/>
+            <w:sz w:val="18"/>
+            <w:rFonts w:ascii="Calibri" w:hAnsi="Calibri"/>
+          </w:rPr>
+          <w:t xml:space="preserve">UK DVS trust framework 1.0 (GOV.UK)</w:t>
+        </w:r>
+      </w:hyperlink>
+      <w:r>
+        <w:rPr>
+          <w:rFonts w:ascii="Calibri" w:hAnsi="Calibri" w:eastAsia="Calibri"/>
+          <w:b w:val="0"/>
+          <w:i w:val="0"/>
+          <w:color w:val="535353"/>
+          <w:sz w:val="18"/>
+        </w:rPr>
+        <w:t xml:space="preserve">  ·  </w:t>
+      </w:r>
+      <w:hyperlink r:id="rId14">
+        <w:r>
+          <w:rPr>
+            <w:color w:val="0563C1"/>
+            <w:u w:val="single"/>
+            <w:sz w:val="18"/>
+            <w:rFonts w:ascii="Calibri" w:hAnsi="Calibri"/>
+          </w:rPr>
+          <w:t xml:space="preserve">ТК РФ, ст. 22.1–22.3 (кадровый ЭДО)</w:t>
+        </w:r>
+      </w:hyperlink>
     </w:p>
     <w:p>
       <w:pPr>
@@ -770,6 +1881,7 @@
         <w:rPr>
           <w:rFonts w:ascii="Calibri" w:hAnsi="Calibri" w:eastAsia="Calibri"/>
           <w:b w:val="0"/>
+          <w:i w:val="0"/>
           <w:sz w:val="24"/>
         </w:rPr>
         <w:t>Копировать пост‑Brexit разрыв взаимного признания как «модель» — для РФ полезнее интеграционный контур ЕАЭС, а не изоляция PKI.</w:t>
@@ -783,10 +1895,100 @@
         <w:rPr>
           <w:rFonts w:ascii="Calibri" w:hAnsi="Calibri" w:eastAsia="Calibri"/>
           <w:b w:val="0"/>
+          <w:i w:val="0"/>
           <w:sz w:val="24"/>
         </w:rPr>
         <w:t>Переносить common‑law гибкость deeds без кодификации: в РФ суды и бизнес ждут вида ЭП из 63‑ФЗ.</w:t>
       </w:r>
+    </w:p>
+    <w:p>
+      <w:pPr>
+        <w:spacing w:before="0" w:after="200"/>
+      </w:pPr>
+      <w:r>
+        <w:rPr>
+          <w:rFonts w:ascii="Calibri" w:hAnsi="Calibri" w:eastAsia="Calibri"/>
+          <w:b w:val="0"/>
+          <w:i/>
+          <w:color w:val="535353"/>
+          <w:sz w:val="18"/>
+        </w:rPr>
+        <w:t xml:space="preserve">Проверить: </w:t>
+      </w:r>
+      <w:hyperlink r:id="rId9">
+        <w:r>
+          <w:rPr>
+            <w:color w:val="0563C1"/>
+            <w:u w:val="single"/>
+            <w:sz w:val="18"/>
+            <w:rFonts w:ascii="Calibri" w:hAnsi="Calibri"/>
+          </w:rPr>
+          <w:t xml:space="preserve">Electronic Communications Act 2000, section 7</w:t>
+        </w:r>
+      </w:hyperlink>
+      <w:r>
+        <w:rPr>
+          <w:rFonts w:ascii="Calibri" w:hAnsi="Calibri" w:eastAsia="Calibri"/>
+          <w:b w:val="0"/>
+          <w:i w:val="0"/>
+          <w:color w:val="535353"/>
+          <w:sz w:val="18"/>
+        </w:rPr>
+        <w:t xml:space="preserve">  ·  </w:t>
+      </w:r>
+      <w:hyperlink r:id="rId10">
+        <w:r>
+          <w:rPr>
+            <w:color w:val="0563C1"/>
+            <w:u w:val="single"/>
+            <w:sz w:val="18"/>
+            <w:rFonts w:ascii="Calibri" w:hAnsi="Calibri"/>
+          </w:rPr>
+          <w:t xml:space="preserve">The Electronic Identification and Trust Services for Electronic Transactions Regulations 2016</w:t>
+        </w:r>
+      </w:hyperlink>
+      <w:r>
+        <w:rPr>
+          <w:rFonts w:ascii="Calibri" w:hAnsi="Calibri" w:eastAsia="Calibri"/>
+          <w:b w:val="0"/>
+          <w:i w:val="0"/>
+          <w:color w:val="535353"/>
+          <w:sz w:val="18"/>
+        </w:rPr>
+        <w:t xml:space="preserve">  ·  </w:t>
+      </w:r>
+      <w:hyperlink r:id="rId11">
+        <w:r>
+          <w:rPr>
+            <w:color w:val="0563C1"/>
+            <w:u w:val="single"/>
+            <w:sz w:val="18"/>
+            <w:rFonts w:ascii="Calibri" w:hAnsi="Calibri"/>
+          </w:rPr>
+          <w:t xml:space="preserve">Electronic Trade Documents Act 2023</w:t>
+        </w:r>
+      </w:hyperlink>
+      <w:r>
+        <w:rPr>
+          <w:rFonts w:ascii="Calibri" w:hAnsi="Calibri" w:eastAsia="Calibri"/>
+          <w:b w:val="0"/>
+          <w:i w:val="0"/>
+          <w:color w:val="535353"/>
+          <w:sz w:val="18"/>
+        </w:rPr>
+        <w:t xml:space="preserve">  ·  </w:t>
+      </w:r>
+      <w:hyperlink r:id="rId12">
+        <w:r>
+          <w:rPr>
+            <w:color w:val="0563C1"/>
+            <w:u w:val="single"/>
+            <w:sz w:val="18"/>
+            <w:rFonts w:ascii="Calibri" w:hAnsi="Calibri"/>
+          </w:rPr>
+          <w:t xml:space="preserve">UK DVS trust framework 1.0 (GOV.UK)</w:t>
+        </w:r>
+      </w:hyperlink>
     </w:p>
     <w:p>
       <w:pPr>
@@ -804,11 +2006,12 @@
         <w:rPr>
           <w:rFonts w:ascii="Calibri" w:hAnsi="Calibri" w:eastAsia="Calibri"/>
           <w:b w:val="0"/>
+          <w:i w:val="0"/>
           <w:sz w:val="22"/>
         </w:rPr>
         <w:t xml:space="preserve">Electronic Communications Act 2000, section 7: </w:t>
       </w:r>
-      <w:hyperlink r:id="rId13">
+      <w:hyperlink r:id="rId9">
         <w:r>
           <w:rPr>
             <w:color w:val="0563C1"/>
@@ -828,11 +2031,12 @@
         <w:rPr>
           <w:rFonts w:ascii="Calibri" w:hAnsi="Calibri" w:eastAsia="Calibri"/>
           <w:b w:val="0"/>
+          <w:i w:val="0"/>
           <w:sz w:val="22"/>
         </w:rPr>
         <w:t xml:space="preserve">The Electronic Identification and Trust Services for Electronic Transactions Regulations 2016: </w:t>
       </w:r>
-      <w:hyperlink r:id="rId14">
+      <w:hyperlink r:id="rId10">
         <w:r>
           <w:rPr>
             <w:color w:val="0563C1"/>
@@ -852,11 +2056,12 @@
         <w:rPr>
           <w:rFonts w:ascii="Calibri" w:hAnsi="Calibri" w:eastAsia="Calibri"/>
           <w:b w:val="0"/>
+          <w:i w:val="0"/>
           <w:sz w:val="22"/>
         </w:rPr>
         <w:t xml:space="preserve">Electronic Trade Documents Act 2023: </w:t>
       </w:r>
-      <w:hyperlink r:id="rId15">
+      <w:hyperlink r:id="rId11">
         <w:r>
           <w:rPr>
             <w:color w:val="0563C1"/>
@@ -876,11 +2081,12 @@
         <w:rPr>
           <w:rFonts w:ascii="Calibri" w:hAnsi="Calibri" w:eastAsia="Calibri"/>
           <w:b w:val="0"/>
+          <w:i w:val="0"/>
           <w:sz w:val="22"/>
         </w:rPr>
         <w:t xml:space="preserve">UK DVS trust framework 1.0 (GOV.UK): </w:t>
       </w:r>
-      <w:hyperlink r:id="rId16">
+      <w:hyperlink r:id="rId12">
         <w:r>
           <w:rPr>
             <w:color w:val="0563C1"/>
